--- a/Cover_Letters/Shinoy_Catawiki_Security_Tech_Lead_Manager_Cover_Letter.docx
+++ b/Cover_Letters/Shinoy_Catawiki_Security_Tech_Lead_Manager_Cover_Letter.docx
@@ -14,7 +14,7 @@
     </w:p>
     <w:p>
       <w:r>
-        <w:t>October 19, 2026</w:t>
+        <w:t>October 31, 2026</w:t>
       </w:r>
     </w:p>
     <w:p>
@@ -35,7 +35,7 @@
     </w:p>
     <w:p>
       <w:r>
-        <w:t>While my primary background is in QA automation and CI/CD pipeline management using tools like Java, Playwright, Terraform, and AWS, I also bring hands-on experience with AI coding tools such as Gemini Code Assist to optimize workflows. I am comfortable working closely with engineering and platform teams to build reliable systems and maintain delivery standards.</w:t>
+        <w:t>While my primary background is in QA automation and CI/CD pipeline management using Java, Selenium, and Terraform, I understand the importance of secure software delivery and robust release controls in cloud environments like Google Cloud and Kubernetes. In my recent work, I have partnered closely with product and engineering teams to catch bottlenecks early and improve system stability, while also using tools like Gemini Code Assist to streamline script generation. I am comfortable working with technical stakeholders and adapting to new engineering priorities.</w:t>
       </w:r>
     </w:p>
     <w:p>
